--- a/labs-S2/Задания 2 семестр 2024-2025.docx
+++ b/labs-S2/Задания 2 семестр 2024-2025.docx
@@ -1,6 +1,6 @@
 
 <file path=word/document.xml><?xml version="1.0" encoding="utf-8"?>
-<w:document xmlns:wpc="http://schemas.microsoft.com/office/word/2010/wordprocessingCanvas" xmlns:cx="http://schemas.microsoft.com/office/drawing/2014/chartex" xmlns:mc="http://schemas.openxmlformats.org/markup-compatibility/2006" xmlns:o="urn:schemas-microsoft-com:office:office" xmlns:r="http://schemas.openxmlformats.org/officeDocument/2006/relationships" xmlns:m="http://schemas.openxmlformats.org/officeDocument/2006/math" xmlns:v="urn:schemas-microsoft-com:vml" xmlns:wp14="http://schemas.microsoft.com/office/word/2010/wordprocessingDrawing" xmlns:wp="http://schemas.openxmlformats.org/drawingml/2006/wordprocessingDrawing" xmlns:w10="urn:schemas-microsoft-com:office:word" xmlns:w="http://schemas.openxmlformats.org/wordprocessingml/2006/main" xmlns:w14="http://schemas.microsoft.com/office/word/2010/wordml" xmlns:w15="http://schemas.microsoft.com/office/word/2012/wordml" xmlns:w16se="http://schemas.microsoft.com/office/word/2015/wordml/symex" xmlns:wpg="http://schemas.microsoft.com/office/word/2010/wordprocessingGroup" xmlns:wpi="http://schemas.microsoft.com/office/word/2010/wordprocessingInk" xmlns:wne="http://schemas.microsoft.com/office/word/2006/wordml" xmlns:wps="http://schemas.microsoft.com/office/word/2010/wordprocessingShape" mc:Ignorable="w14 w15 w16se wp14">
+<w:document xmlns:wpc="http://schemas.microsoft.com/office/word/2010/wordprocessingCanvas" xmlns:cx="http://schemas.microsoft.com/office/drawing/2014/chartex" xmlns:cx1="http://schemas.microsoft.com/office/drawing/2015/9/8/chartex" xmlns:cx2="http://schemas.microsoft.com/office/drawing/2015/10/21/chartex" xmlns:cx3="http://schemas.microsoft.com/office/drawing/2016/5/9/chartex" xmlns:cx4="http://schemas.microsoft.com/office/drawing/2016/5/10/chartex" xmlns:cx5="http://schemas.microsoft.com/office/drawing/2016/5/11/chartex" xmlns:cx6="http://schemas.microsoft.com/office/drawing/2016/5/12/chartex" xmlns:cx7="http://schemas.microsoft.com/office/drawing/2016/5/13/chartex" xmlns:cx8="http://schemas.microsoft.com/office/drawing/2016/5/14/chartex" xmlns:mc="http://schemas.openxmlformats.org/markup-compatibility/2006" xmlns:aink="http://schemas.microsoft.com/office/drawing/2016/ink" xmlns:am3d="http://schemas.microsoft.com/office/drawing/2017/model3d" xmlns:o="urn:schemas-microsoft-com:office:office" xmlns:oel="http://schemas.microsoft.com/office/2019/extlst" xmlns:r="http://schemas.openxmlformats.org/officeDocument/2006/relationships" xmlns:m="http://schemas.openxmlformats.org/officeDocument/2006/math" xmlns:v="urn:schemas-microsoft-com:vml" xmlns:wp14="http://schemas.microsoft.com/office/word/2010/wordprocessingDrawing" xmlns:wp="http://schemas.openxmlformats.org/drawingml/2006/wordprocessingDrawing" xmlns:w10="urn:schemas-microsoft-com:office:word" xmlns:w="http://schemas.openxmlformats.org/wordprocessingml/2006/main" xmlns:w14="http://schemas.microsoft.com/office/word/2010/wordml" xmlns:w15="http://schemas.microsoft.com/office/word/2012/wordml" xmlns:w16cex="http://schemas.microsoft.com/office/word/2018/wordml/cex" xmlns:w16cid="http://schemas.microsoft.com/office/word/2016/wordml/cid" xmlns:w16="http://schemas.microsoft.com/office/word/2018/wordml" xmlns:w16sdtdh="http://schemas.microsoft.com/office/word/2020/wordml/sdtdatahash" xmlns:w16se="http://schemas.microsoft.com/office/word/2015/wordml/symex" xmlns:wpg="http://schemas.microsoft.com/office/word/2010/wordprocessingGroup" xmlns:wpi="http://schemas.microsoft.com/office/word/2010/wordprocessingInk" xmlns:wne="http://schemas.microsoft.com/office/word/2006/wordml" xmlns:wps="http://schemas.microsoft.com/office/word/2010/wordprocessingShape" mc:Ignorable="w14 w15 w16se w16cid w16 w16cex w16sdtdh wp14">
   <w:body>
     <w:p>
       <w:pPr>
@@ -139,13 +139,15 @@
         <w:jc w:val="both"/>
         <w:rPr>
           <w:rFonts w:ascii="Times New Roman" w:hAnsi="Times New Roman" w:cs="Times New Roman"/>
-          <w:sz w:val="28"/>
-          <w:szCs w:val="28"/>
-        </w:rPr>
-      </w:pPr>
-      <w:r>
-        <w:rPr>
-          <w:rFonts w:ascii="Times New Roman" w:hAnsi="Times New Roman" w:cs="Times New Roman"/>
+          <w:color w:val="EEECE1" w:themeColor="background2"/>
+          <w:sz w:val="28"/>
+          <w:szCs w:val="28"/>
+        </w:rPr>
+      </w:pPr>
+      <w:r>
+        <w:rPr>
+          <w:rFonts w:ascii="Times New Roman" w:hAnsi="Times New Roman" w:cs="Times New Roman"/>
+          <w:color w:val="EEECE1" w:themeColor="background2"/>
           <w:sz w:val="28"/>
           <w:szCs w:val="28"/>
         </w:rPr>
@@ -154,6 +156,7 @@
       <w:r>
         <w:rPr>
           <w:rFonts w:ascii="Times New Roman" w:hAnsi="Times New Roman" w:cs="Times New Roman"/>
+          <w:color w:val="EEECE1" w:themeColor="background2"/>
           <w:sz w:val="28"/>
           <w:szCs w:val="28"/>
           <w:lang w:val="en-US"/>
@@ -163,23 +166,17 @@
       <w:r>
         <w:rPr>
           <w:rFonts w:ascii="Times New Roman" w:hAnsi="Times New Roman" w:cs="Times New Roman"/>
-          <w:sz w:val="28"/>
-          <w:szCs w:val="28"/>
-        </w:rPr>
-        <w:t xml:space="preserve"> </w:t>
-      </w:r>
-      <w:r>
-        <w:rPr>
-          <w:rFonts w:ascii="Times New Roman" w:hAnsi="Times New Roman" w:cs="Times New Roman"/>
-          <w:sz w:val="28"/>
-          <w:szCs w:val="28"/>
-        </w:rPr>
-        <w:t>точек своими координатами (</w:t>
+          <w:color w:val="EEECE1" w:themeColor="background2"/>
+          <w:sz w:val="28"/>
+          <w:szCs w:val="28"/>
+        </w:rPr>
+        <w:t xml:space="preserve"> точек своими координатами (</w:t>
       </w:r>
       <w:proofErr w:type="gramStart"/>
       <w:r>
         <w:rPr>
           <w:rFonts w:ascii="Times New Roman" w:hAnsi="Times New Roman" w:cs="Times New Roman"/>
+          <w:color w:val="EEECE1" w:themeColor="background2"/>
           <w:sz w:val="28"/>
           <w:szCs w:val="28"/>
           <w:lang w:val="en-US"/>
@@ -189,6 +186,7 @@
       <w:r>
         <w:rPr>
           <w:rFonts w:ascii="Times New Roman" w:hAnsi="Times New Roman" w:cs="Times New Roman"/>
+          <w:color w:val="EEECE1" w:themeColor="background2"/>
           <w:sz w:val="28"/>
           <w:szCs w:val="28"/>
         </w:rPr>
@@ -197,6 +195,7 @@
       <w:r>
         <w:rPr>
           <w:rFonts w:ascii="Times New Roman" w:hAnsi="Times New Roman" w:cs="Times New Roman"/>
+          <w:color w:val="EEECE1" w:themeColor="background2"/>
           <w:sz w:val="28"/>
           <w:szCs w:val="28"/>
           <w:lang w:val="en-US"/>
@@ -207,66 +206,11 @@
       <w:r>
         <w:rPr>
           <w:rFonts w:ascii="Times New Roman" w:hAnsi="Times New Roman" w:cs="Times New Roman"/>
-          <w:sz w:val="28"/>
-          <w:szCs w:val="28"/>
-        </w:rPr>
-        <w:t>)</w:t>
-      </w:r>
-      <w:r>
-        <w:rPr>
-          <w:rFonts w:ascii="Times New Roman" w:hAnsi="Times New Roman" w:cs="Times New Roman"/>
-          <w:sz w:val="28"/>
-          <w:szCs w:val="28"/>
-        </w:rPr>
-        <w:t xml:space="preserve">. Затем требуется определить, существует ли </w:t>
-      </w:r>
-      <w:r>
-        <w:rPr>
-          <w:rFonts w:ascii="Times New Roman" w:hAnsi="Times New Roman" w:cs="Times New Roman"/>
-          <w:sz w:val="28"/>
-          <w:szCs w:val="28"/>
-        </w:rPr>
-        <w:t>выпукл</w:t>
-      </w:r>
-      <w:r>
-        <w:rPr>
-          <w:rFonts w:ascii="Times New Roman" w:hAnsi="Times New Roman" w:cs="Times New Roman"/>
-          <w:sz w:val="28"/>
-          <w:szCs w:val="28"/>
-        </w:rPr>
-        <w:t>ая</w:t>
-      </w:r>
-      <w:r>
-        <w:rPr>
-          <w:rFonts w:ascii="Times New Roman" w:hAnsi="Times New Roman" w:cs="Times New Roman"/>
-          <w:sz w:val="28"/>
-          <w:szCs w:val="28"/>
-        </w:rPr>
-        <w:t xml:space="preserve"> оболочк</w:t>
-      </w:r>
-      <w:r>
-        <w:rPr>
-          <w:rFonts w:ascii="Times New Roman" w:hAnsi="Times New Roman" w:cs="Times New Roman"/>
-          <w:sz w:val="28"/>
-          <w:szCs w:val="28"/>
-        </w:rPr>
-        <w:t>а</w:t>
-      </w:r>
-      <w:r>
-        <w:rPr>
-          <w:rFonts w:ascii="Times New Roman" w:hAnsi="Times New Roman" w:cs="Times New Roman"/>
-          <w:sz w:val="28"/>
-          <w:szCs w:val="28"/>
-        </w:rPr>
-        <w:t xml:space="preserve"> заданного множества точек</w:t>
-      </w:r>
-      <w:r>
-        <w:rPr>
-          <w:rFonts w:ascii="Times New Roman" w:hAnsi="Times New Roman" w:cs="Times New Roman"/>
-          <w:sz w:val="28"/>
-          <w:szCs w:val="28"/>
-        </w:rPr>
-        <w:t>. При этом можно использовать:</w:t>
+          <w:color w:val="EEECE1" w:themeColor="background2"/>
+          <w:sz w:val="28"/>
+          <w:szCs w:val="28"/>
+        </w:rPr>
+        <w:t>). Затем требуется определить, существует ли выпуклая оболочка заданного множества точек. При этом можно использовать:</w:t>
       </w:r>
     </w:p>
     <w:p>
@@ -280,70 +224,29 @@
         <w:rPr>
           <w:rFonts w:ascii="Times New Roman" w:hAnsi="Times New Roman" w:cs="Times New Roman"/>
           <w:bCs/>
-          <w:sz w:val="28"/>
-          <w:szCs w:val="28"/>
-        </w:rPr>
-      </w:pPr>
-      <w:r>
-        <w:rPr>
-          <w:rFonts w:ascii="Times New Roman" w:hAnsi="Times New Roman" w:cs="Times New Roman"/>
-          <w:sz w:val="28"/>
-          <w:szCs w:val="28"/>
-        </w:rPr>
-        <w:t>и</w:t>
-      </w:r>
-      <w:r>
-        <w:rPr>
-          <w:rFonts w:ascii="Times New Roman" w:hAnsi="Times New Roman" w:cs="Times New Roman"/>
-          <w:sz w:val="28"/>
-          <w:szCs w:val="28"/>
-        </w:rPr>
-        <w:t xml:space="preserve">ли </w:t>
+          <w:color w:val="EEECE1" w:themeColor="background2"/>
+          <w:sz w:val="28"/>
+          <w:szCs w:val="28"/>
+        </w:rPr>
+      </w:pPr>
+      <w:r>
+        <w:rPr>
+          <w:rFonts w:ascii="Times New Roman" w:hAnsi="Times New Roman" w:cs="Times New Roman"/>
+          <w:color w:val="EEECE1" w:themeColor="background2"/>
+          <w:sz w:val="28"/>
+          <w:szCs w:val="28"/>
+        </w:rPr>
+        <w:t xml:space="preserve">или </w:t>
       </w:r>
       <w:r>
         <w:rPr>
           <w:rFonts w:ascii="Times New Roman" w:hAnsi="Times New Roman" w:cs="Times New Roman"/>
           <w:bCs/>
-          <w:sz w:val="28"/>
-          <w:szCs w:val="28"/>
-        </w:rPr>
-        <w:t xml:space="preserve">алгоритм Грэхема, </w:t>
-      </w:r>
-      <w:r>
-        <w:rPr>
-          <w:rFonts w:ascii="Times New Roman" w:hAnsi="Times New Roman" w:cs="Times New Roman"/>
-          <w:bCs/>
-          <w:sz w:val="28"/>
-          <w:szCs w:val="28"/>
-        </w:rPr>
-        <w:t>или</w:t>
-      </w:r>
-      <w:r>
-        <w:rPr>
-          <w:rFonts w:ascii="Times New Roman" w:hAnsi="Times New Roman" w:cs="Times New Roman"/>
-          <w:bCs/>
-          <w:sz w:val="28"/>
-          <w:szCs w:val="28"/>
-        </w:rPr>
-        <w:t xml:space="preserve"> алгоритм Джарвиса, </w:t>
-      </w:r>
-      <w:r>
-        <w:rPr>
-          <w:rFonts w:ascii="Times New Roman" w:hAnsi="Times New Roman" w:cs="Times New Roman"/>
-          <w:bCs/>
-          <w:sz w:val="28"/>
-          <w:szCs w:val="28"/>
-        </w:rPr>
-        <w:t>или</w:t>
-      </w:r>
-      <w:r>
-        <w:rPr>
-          <w:rFonts w:ascii="Times New Roman" w:hAnsi="Times New Roman" w:cs="Times New Roman"/>
-          <w:bCs/>
-          <w:sz w:val="28"/>
-          <w:szCs w:val="28"/>
-        </w:rPr>
-        <w:t xml:space="preserve"> метод «разделяй и властвуй»</w:t>
+          <w:color w:val="EEECE1" w:themeColor="background2"/>
+          <w:sz w:val="28"/>
+          <w:szCs w:val="28"/>
+        </w:rPr>
+        <w:t>алгоритм Грэхема, или алгоритм Джарвиса, или метод «разделяй и властвуй»</w:t>
       </w:r>
     </w:p>
     <w:p>
@@ -365,25 +268,19 @@
         <w:jc w:val="both"/>
         <w:rPr>
           <w:rFonts w:ascii="Times New Roman" w:hAnsi="Times New Roman" w:cs="Times New Roman"/>
-          <w:sz w:val="28"/>
-          <w:szCs w:val="28"/>
-        </w:rPr>
-      </w:pPr>
-      <w:r>
-        <w:rPr>
-          <w:rFonts w:ascii="Times New Roman" w:hAnsi="Times New Roman" w:cs="Times New Roman"/>
-          <w:sz w:val="28"/>
-          <w:szCs w:val="28"/>
-        </w:rPr>
-        <w:t>Записать алгоритмы нахождения точек пересечения двух прямых, прямой и отрезка, двух отрезков, прямой и окружности, отрезка и окружности, двух окружностей.</w:t>
-      </w:r>
-      <w:r>
-        <w:rPr>
-          <w:rFonts w:ascii="Times New Roman" w:hAnsi="Times New Roman" w:cs="Times New Roman"/>
-          <w:sz w:val="28"/>
-          <w:szCs w:val="28"/>
-        </w:rPr>
-        <w:t xml:space="preserve"> Данные алгоритмы используются при решении следующей задачи:</w:t>
+          <w:color w:val="EEECE1" w:themeColor="background2"/>
+          <w:sz w:val="28"/>
+          <w:szCs w:val="28"/>
+        </w:rPr>
+      </w:pPr>
+      <w:r>
+        <w:rPr>
+          <w:rFonts w:ascii="Times New Roman" w:hAnsi="Times New Roman" w:cs="Times New Roman"/>
+          <w:color w:val="EEECE1" w:themeColor="background2"/>
+          <w:sz w:val="28"/>
+          <w:szCs w:val="28"/>
+        </w:rPr>
+        <w:t>Записать алгоритмы нахождения точек пересечения двух прямых, прямой и отрезка, двух отрезков, прямой и окружности, отрезка и окружности, двух окружностей. Данные алгоритмы используются при решении следующей задачи:</w:t>
       </w:r>
     </w:p>
     <w:p>
@@ -396,13 +293,15 @@
         <w:jc w:val="both"/>
         <w:rPr>
           <w:rFonts w:ascii="Times New Roman" w:hAnsi="Times New Roman" w:cs="Times New Roman"/>
-          <w:sz w:val="28"/>
-          <w:szCs w:val="28"/>
-        </w:rPr>
-      </w:pPr>
-      <w:r>
-        <w:rPr>
-          <w:rFonts w:ascii="Times New Roman" w:hAnsi="Times New Roman" w:cs="Times New Roman"/>
+          <w:color w:val="EEECE1" w:themeColor="background2"/>
+          <w:sz w:val="28"/>
+          <w:szCs w:val="28"/>
+        </w:rPr>
+      </w:pPr>
+      <w:r>
+        <w:rPr>
+          <w:rFonts w:ascii="Times New Roman" w:hAnsi="Times New Roman" w:cs="Times New Roman"/>
+          <w:color w:val="EEECE1" w:themeColor="background2"/>
           <w:sz w:val="28"/>
           <w:szCs w:val="28"/>
         </w:rPr>
@@ -411,6 +310,7 @@
       <w:r>
         <w:rPr>
           <w:rFonts w:ascii="Times New Roman" w:hAnsi="Times New Roman" w:cs="Times New Roman"/>
+          <w:color w:val="EEECE1" w:themeColor="background2"/>
           <w:sz w:val="28"/>
           <w:szCs w:val="28"/>
           <w:lang w:val="en-US"/>
@@ -420,23 +320,17 @@
       <w:r>
         <w:rPr>
           <w:rFonts w:ascii="Times New Roman" w:hAnsi="Times New Roman" w:cs="Times New Roman"/>
-          <w:sz w:val="28"/>
-          <w:szCs w:val="28"/>
-        </w:rPr>
-        <w:t xml:space="preserve"> </w:t>
-      </w:r>
-      <w:r>
-        <w:rPr>
-          <w:rFonts w:ascii="Times New Roman" w:hAnsi="Times New Roman" w:cs="Times New Roman"/>
-          <w:sz w:val="28"/>
-          <w:szCs w:val="28"/>
-        </w:rPr>
-        <w:t>точек координатами (</w:t>
+          <w:color w:val="EEECE1" w:themeColor="background2"/>
+          <w:sz w:val="28"/>
+          <w:szCs w:val="28"/>
+        </w:rPr>
+        <w:t xml:space="preserve"> точек координатами (</w:t>
       </w:r>
       <w:proofErr w:type="gramStart"/>
       <w:r>
         <w:rPr>
           <w:rFonts w:ascii="Times New Roman" w:hAnsi="Times New Roman" w:cs="Times New Roman"/>
+          <w:color w:val="EEECE1" w:themeColor="background2"/>
           <w:sz w:val="28"/>
           <w:szCs w:val="28"/>
           <w:lang w:val="en-US"/>
@@ -446,6 +340,7 @@
       <w:r>
         <w:rPr>
           <w:rFonts w:ascii="Times New Roman" w:hAnsi="Times New Roman" w:cs="Times New Roman"/>
+          <w:color w:val="EEECE1" w:themeColor="background2"/>
           <w:sz w:val="28"/>
           <w:szCs w:val="28"/>
         </w:rPr>
@@ -454,6 +349,7 @@
       <w:r>
         <w:rPr>
           <w:rFonts w:ascii="Times New Roman" w:hAnsi="Times New Roman" w:cs="Times New Roman"/>
+          <w:color w:val="EEECE1" w:themeColor="background2"/>
           <w:sz w:val="28"/>
           <w:szCs w:val="28"/>
           <w:lang w:val="en-US"/>
@@ -464,6 +360,7 @@
       <w:r>
         <w:rPr>
           <w:rFonts w:ascii="Times New Roman" w:hAnsi="Times New Roman" w:cs="Times New Roman"/>
+          <w:color w:val="EEECE1" w:themeColor="background2"/>
           <w:sz w:val="28"/>
           <w:szCs w:val="28"/>
         </w:rPr>
@@ -546,25 +443,7 @@
           <w:sz w:val="28"/>
           <w:szCs w:val="28"/>
         </w:rPr>
-        <w:t>Реализовать алгоритм Кнута-Морриса-</w:t>
-      </w:r>
-      <w:proofErr w:type="spellStart"/>
-      <w:r>
-        <w:rPr>
-          <w:rFonts w:ascii="Times New Roman" w:hAnsi="Times New Roman" w:cs="Times New Roman"/>
-          <w:sz w:val="28"/>
-          <w:szCs w:val="28"/>
-        </w:rPr>
-        <w:t>Пратта</w:t>
-      </w:r>
-      <w:proofErr w:type="spellEnd"/>
-      <w:r>
-        <w:rPr>
-          <w:rFonts w:ascii="Times New Roman" w:hAnsi="Times New Roman" w:cs="Times New Roman"/>
-          <w:sz w:val="28"/>
-          <w:szCs w:val="28"/>
-        </w:rPr>
-        <w:t xml:space="preserve"> для поиска по образцу</w:t>
+        <w:t>Реализовать алгоритм Кнута-Морриса-Пратта для поиска по образцу</w:t>
       </w:r>
     </w:p>
     <w:p>
@@ -587,25 +466,7 @@
           <w:sz w:val="28"/>
           <w:szCs w:val="28"/>
         </w:rPr>
-        <w:t xml:space="preserve">Реализовать алгоритм </w:t>
-      </w:r>
-      <w:proofErr w:type="spellStart"/>
-      <w:r>
-        <w:rPr>
-          <w:rFonts w:ascii="Times New Roman" w:hAnsi="Times New Roman" w:cs="Times New Roman"/>
-          <w:sz w:val="28"/>
-          <w:szCs w:val="28"/>
-        </w:rPr>
-        <w:t>Бойера</w:t>
-      </w:r>
-      <w:proofErr w:type="spellEnd"/>
-      <w:r>
-        <w:rPr>
-          <w:rFonts w:ascii="Times New Roman" w:hAnsi="Times New Roman" w:cs="Times New Roman"/>
-          <w:sz w:val="28"/>
-          <w:szCs w:val="28"/>
-        </w:rPr>
-        <w:t>-Мура для поиска по образцу</w:t>
+        <w:t>Реализовать алгоритм Бойера-Мура для поиска по образцу</w:t>
       </w:r>
     </w:p>
     <w:p>
@@ -876,25 +737,7 @@
           <w:sz w:val="28"/>
           <w:szCs w:val="28"/>
         </w:rPr>
-        <w:t>Дано 100-этажное здание. Если яйцо сбросить с высоты N-</w:t>
-      </w:r>
-      <w:proofErr w:type="spellStart"/>
-      <w:r>
-        <w:rPr>
-          <w:rFonts w:ascii="Times New Roman" w:hAnsi="Times New Roman" w:cs="Times New Roman"/>
-          <w:sz w:val="28"/>
-          <w:szCs w:val="28"/>
-        </w:rPr>
-        <w:t>го</w:t>
-      </w:r>
-      <w:proofErr w:type="spellEnd"/>
-      <w:r>
-        <w:rPr>
-          <w:rFonts w:ascii="Times New Roman" w:hAnsi="Times New Roman" w:cs="Times New Roman"/>
-          <w:sz w:val="28"/>
-          <w:szCs w:val="28"/>
-        </w:rPr>
-        <w:t xml:space="preserve"> этажа (или с большей высоты), оно разобьется. Если его бросить с любого меньшего этажа, оно не разобьется. У вас есть два яйца. Найдите N за</w:t>
+        <w:t>Дано 100-этажное здание. Если яйцо сбросить с высоты N-го этажа (или с большей высоты), оно разобьется. Если его бросить с любого меньшего этажа, оно не разобьется. У вас есть два яйца. Найдите N за</w:t>
       </w:r>
       <w:r>
         <w:rPr>
@@ -1011,17 +854,7 @@
           <w:sz w:val="28"/>
           <w:szCs w:val="28"/>
         </w:rPr>
-        <w:t xml:space="preserve">Решить задачу о раскладке по </w:t>
-      </w:r>
-      <w:bookmarkStart w:id="0" w:name="_GoBack"/>
-      <w:bookmarkEnd w:id="0"/>
-      <w:r>
-        <w:rPr>
-          <w:rFonts w:ascii="Times New Roman" w:hAnsi="Times New Roman" w:cs="Times New Roman"/>
-          <w:sz w:val="28"/>
-          <w:szCs w:val="28"/>
-        </w:rPr>
-        <w:t>ящикам</w:t>
+        <w:t>Решить задачу о раскладке по ящикам</w:t>
       </w:r>
     </w:p>
     <w:sectPr>
@@ -1035,7 +868,7 @@
 </file>
 
 <file path=word/numbering.xml><?xml version="1.0" encoding="utf-8"?>
-<w:numbering xmlns:wpc="http://schemas.microsoft.com/office/word/2010/wordprocessingCanvas" xmlns:cx="http://schemas.microsoft.com/office/drawing/2014/chartex" xmlns:mc="http://schemas.openxmlformats.org/markup-compatibility/2006" xmlns:o="urn:schemas-microsoft-com:office:office" xmlns:r="http://schemas.openxmlformats.org/officeDocument/2006/relationships" xmlns:m="http://schemas.openxmlformats.org/officeDocument/2006/math" xmlns:v="urn:schemas-microsoft-com:vml" xmlns:wp14="http://schemas.microsoft.com/office/word/2010/wordprocessingDrawing" xmlns:wp="http://schemas.openxmlformats.org/drawingml/2006/wordprocessingDrawing" xmlns:w10="urn:schemas-microsoft-com:office:word" xmlns:w="http://schemas.openxmlformats.org/wordprocessingml/2006/main" xmlns:w14="http://schemas.microsoft.com/office/word/2010/wordml" xmlns:w15="http://schemas.microsoft.com/office/word/2012/wordml" xmlns:w16se="http://schemas.microsoft.com/office/word/2015/wordml/symex" xmlns:wpg="http://schemas.microsoft.com/office/word/2010/wordprocessingGroup" xmlns:wpi="http://schemas.microsoft.com/office/word/2010/wordprocessingInk" xmlns:wne="http://schemas.microsoft.com/office/word/2006/wordml" xmlns:wps="http://schemas.microsoft.com/office/word/2010/wordprocessingShape" mc:Ignorable="w14 w15 w16se wp14">
+<w:numbering xmlns:wpc="http://schemas.microsoft.com/office/word/2010/wordprocessingCanvas" xmlns:cx="http://schemas.microsoft.com/office/drawing/2014/chartex" xmlns:cx1="http://schemas.microsoft.com/office/drawing/2015/9/8/chartex" xmlns:cx2="http://schemas.microsoft.com/office/drawing/2015/10/21/chartex" xmlns:cx3="http://schemas.microsoft.com/office/drawing/2016/5/9/chartex" xmlns:cx4="http://schemas.microsoft.com/office/drawing/2016/5/10/chartex" xmlns:cx5="http://schemas.microsoft.com/office/drawing/2016/5/11/chartex" xmlns:cx6="http://schemas.microsoft.com/office/drawing/2016/5/12/chartex" xmlns:cx7="http://schemas.microsoft.com/office/drawing/2016/5/13/chartex" xmlns:cx8="http://schemas.microsoft.com/office/drawing/2016/5/14/chartex" xmlns:mc="http://schemas.openxmlformats.org/markup-compatibility/2006" xmlns:aink="http://schemas.microsoft.com/office/drawing/2016/ink" xmlns:am3d="http://schemas.microsoft.com/office/drawing/2017/model3d" xmlns:o="urn:schemas-microsoft-com:office:office" xmlns:oel="http://schemas.microsoft.com/office/2019/extlst" xmlns:r="http://schemas.openxmlformats.org/officeDocument/2006/relationships" xmlns:m="http://schemas.openxmlformats.org/officeDocument/2006/math" xmlns:v="urn:schemas-microsoft-com:vml" xmlns:wp14="http://schemas.microsoft.com/office/word/2010/wordprocessingDrawing" xmlns:wp="http://schemas.openxmlformats.org/drawingml/2006/wordprocessingDrawing" xmlns:w10="urn:schemas-microsoft-com:office:word" xmlns:w="http://schemas.openxmlformats.org/wordprocessingml/2006/main" xmlns:w14="http://schemas.microsoft.com/office/word/2010/wordml" xmlns:w15="http://schemas.microsoft.com/office/word/2012/wordml" xmlns:w16cex="http://schemas.microsoft.com/office/word/2018/wordml/cex" xmlns:w16cid="http://schemas.microsoft.com/office/word/2016/wordml/cid" xmlns:w16="http://schemas.microsoft.com/office/word/2018/wordml" xmlns:w16sdtdh="http://schemas.microsoft.com/office/word/2020/wordml/sdtdatahash" xmlns:w16se="http://schemas.microsoft.com/office/word/2015/wordml/symex" xmlns:wpg="http://schemas.microsoft.com/office/word/2010/wordprocessingGroup" xmlns:wpi="http://schemas.microsoft.com/office/word/2010/wordprocessingInk" xmlns:wne="http://schemas.microsoft.com/office/word/2006/wordml" xmlns:wps="http://schemas.microsoft.com/office/word/2010/wordprocessingShape" mc:Ignorable="w14 w15 w16se w16cid w16 w16cex w16sdtdh wp14">
   <w:abstractNum w:abstractNumId="0" w15:restartNumberingAfterBreak="0">
     <w:nsid w:val="0FC350CD"/>
     <w:multiLevelType w:val="hybridMultilevel"/>
@@ -2318,53 +2151,53 @@
       </w:pPr>
     </w:lvl>
   </w:abstractNum>
-  <w:num w:numId="1">
+  <w:num w:numId="1" w16cid:durableId="65495322">
     <w:abstractNumId w:val="5"/>
   </w:num>
-  <w:num w:numId="2">
+  <w:num w:numId="2" w16cid:durableId="853500592">
     <w:abstractNumId w:val="1"/>
   </w:num>
-  <w:num w:numId="3">
+  <w:num w:numId="3" w16cid:durableId="1398548978">
     <w:abstractNumId w:val="8"/>
   </w:num>
-  <w:num w:numId="4">
+  <w:num w:numId="4" w16cid:durableId="724646124">
     <w:abstractNumId w:val="10"/>
   </w:num>
-  <w:num w:numId="5">
+  <w:num w:numId="5" w16cid:durableId="568618200">
     <w:abstractNumId w:val="12"/>
   </w:num>
-  <w:num w:numId="6">
+  <w:num w:numId="6" w16cid:durableId="36469515">
     <w:abstractNumId w:val="4"/>
   </w:num>
-  <w:num w:numId="7">
+  <w:num w:numId="7" w16cid:durableId="1467430810">
     <w:abstractNumId w:val="13"/>
   </w:num>
-  <w:num w:numId="8">
+  <w:num w:numId="8" w16cid:durableId="1117480715">
     <w:abstractNumId w:val="3"/>
   </w:num>
-  <w:num w:numId="9">
+  <w:num w:numId="9" w16cid:durableId="1180003306">
     <w:abstractNumId w:val="2"/>
   </w:num>
-  <w:num w:numId="10">
+  <w:num w:numId="10" w16cid:durableId="513375232">
     <w:abstractNumId w:val="9"/>
   </w:num>
-  <w:num w:numId="11">
+  <w:num w:numId="11" w16cid:durableId="998314540">
     <w:abstractNumId w:val="11"/>
   </w:num>
-  <w:num w:numId="12">
+  <w:num w:numId="12" w16cid:durableId="741292748">
     <w:abstractNumId w:val="7"/>
   </w:num>
-  <w:num w:numId="13">
+  <w:num w:numId="13" w16cid:durableId="1200509344">
     <w:abstractNumId w:val="6"/>
   </w:num>
-  <w:num w:numId="14">
+  <w:num w:numId="14" w16cid:durableId="275138857">
     <w:abstractNumId w:val="0"/>
   </w:num>
 </w:numbering>
 </file>
 
 <file path=word/styles.xml><?xml version="1.0" encoding="utf-8"?>
-<w:styles xmlns:mc="http://schemas.openxmlformats.org/markup-compatibility/2006" xmlns:r="http://schemas.openxmlformats.org/officeDocument/2006/relationships" xmlns:w="http://schemas.openxmlformats.org/wordprocessingml/2006/main" xmlns:w14="http://schemas.microsoft.com/office/word/2010/wordml" xmlns:w15="http://schemas.microsoft.com/office/word/2012/wordml" xmlns:w16se="http://schemas.microsoft.com/office/word/2015/wordml/symex" mc:Ignorable="w14 w15 w16se">
+<w:styles xmlns:mc="http://schemas.openxmlformats.org/markup-compatibility/2006" xmlns:r="http://schemas.openxmlformats.org/officeDocument/2006/relationships" xmlns:w="http://schemas.openxmlformats.org/wordprocessingml/2006/main" xmlns:w14="http://schemas.microsoft.com/office/word/2010/wordml" xmlns:w15="http://schemas.microsoft.com/office/word/2012/wordml" xmlns:w16cex="http://schemas.microsoft.com/office/word/2018/wordml/cex" xmlns:w16cid="http://schemas.microsoft.com/office/word/2016/wordml/cid" xmlns:w16="http://schemas.microsoft.com/office/word/2018/wordml" xmlns:w16sdtdh="http://schemas.microsoft.com/office/word/2020/wordml/sdtdatahash" xmlns:w16se="http://schemas.microsoft.com/office/word/2015/wordml/symex" mc:Ignorable="w14 w15 w16se w16cid w16 w16cex w16sdtdh">
   <w:docDefaults>
     <w:rPrDefault>
       <w:rPr>
@@ -2380,7 +2213,7 @@
       </w:pPr>
     </w:pPrDefault>
   </w:docDefaults>
-  <w:latentStyles w:defLockedState="0" w:defUIPriority="99" w:defSemiHidden="0" w:defUnhideWhenUsed="0" w:defQFormat="0" w:count="371">
+  <w:latentStyles w:defLockedState="0" w:defUIPriority="99" w:defSemiHidden="0" w:defUnhideWhenUsed="0" w:defQFormat="0" w:count="376">
     <w:lsdException w:name="Normal" w:uiPriority="0" w:qFormat="1"/>
     <w:lsdException w:name="heading 1" w:uiPriority="9" w:qFormat="1"/>
     <w:lsdException w:name="heading 2" w:semiHidden="1" w:uiPriority="9" w:unhideWhenUsed="1" w:qFormat="1"/>
@@ -2752,6 +2585,11 @@
     <w:lsdException w:name="List Table 5 Dark Accent 6" w:uiPriority="50"/>
     <w:lsdException w:name="List Table 6 Colorful Accent 6" w:uiPriority="51"/>
     <w:lsdException w:name="List Table 7 Colorful Accent 6" w:uiPriority="52"/>
+    <w:lsdException w:name="Mention" w:semiHidden="1" w:unhideWhenUsed="1"/>
+    <w:lsdException w:name="Smart Hyperlink" w:semiHidden="1" w:unhideWhenUsed="1"/>
+    <w:lsdException w:name="Hashtag" w:semiHidden="1" w:unhideWhenUsed="1"/>
+    <w:lsdException w:name="Unresolved Mention" w:semiHidden="1" w:unhideWhenUsed="1"/>
+    <w:lsdException w:name="Smart Link" w:semiHidden="1" w:unhideWhenUsed="1"/>
   </w:latentStyles>
   <w:style w:type="paragraph" w:default="1" w:styleId="a">
     <w:name w:val="Normal"/>

--- a/labs-S2/Задания 2 семестр 2024-2025.docx
+++ b/labs-S2/Задания 2 семестр 2024-2025.docx
@@ -374,8 +374,10 @@
         <w:jc w:val="both"/>
         <w:rPr>
           <w:rFonts w:ascii="Times New Roman" w:hAnsi="Times New Roman" w:cs="Times New Roman"/>
-          <w:sz w:val="28"/>
-          <w:szCs w:val="28"/>
+          <w:color w:val="EEECE1" w:themeColor="background2"/>
+          <w:sz w:val="28"/>
+          <w:szCs w:val="28"/>
+          <w:lang w:val="en-US"/>
         </w:rPr>
       </w:pPr>
     </w:p>
@@ -386,6 +388,7 @@
         <w:rPr>
           <w:rFonts w:ascii="Times New Roman" w:hAnsi="Times New Roman" w:cs="Times New Roman"/>
           <w:b/>
+          <w:color w:val="EEECE1" w:themeColor="background2"/>
           <w:sz w:val="28"/>
           <w:szCs w:val="28"/>
         </w:rPr>
@@ -394,6 +397,7 @@
         <w:rPr>
           <w:rFonts w:ascii="Times New Roman" w:hAnsi="Times New Roman" w:cs="Times New Roman"/>
           <w:b/>
+          <w:color w:val="EEECE1" w:themeColor="background2"/>
           <w:sz w:val="28"/>
           <w:szCs w:val="28"/>
         </w:rPr>
@@ -410,13 +414,15 @@
         <w:jc w:val="both"/>
         <w:rPr>
           <w:rFonts w:ascii="Times New Roman" w:hAnsi="Times New Roman" w:cs="Times New Roman"/>
-          <w:sz w:val="28"/>
-          <w:szCs w:val="28"/>
-        </w:rPr>
-      </w:pPr>
-      <w:r>
-        <w:rPr>
-          <w:rFonts w:ascii="Times New Roman" w:hAnsi="Times New Roman" w:cs="Times New Roman"/>
+          <w:color w:val="EEECE1" w:themeColor="background2"/>
+          <w:sz w:val="28"/>
+          <w:szCs w:val="28"/>
+        </w:rPr>
+      </w:pPr>
+      <w:r>
+        <w:rPr>
+          <w:rFonts w:ascii="Times New Roman" w:hAnsi="Times New Roman" w:cs="Times New Roman"/>
+          <w:color w:val="EEECE1" w:themeColor="background2"/>
           <w:sz w:val="28"/>
           <w:szCs w:val="28"/>
         </w:rPr>
@@ -433,13 +439,15 @@
         <w:jc w:val="both"/>
         <w:rPr>
           <w:rFonts w:ascii="Times New Roman" w:hAnsi="Times New Roman" w:cs="Times New Roman"/>
-          <w:sz w:val="28"/>
-          <w:szCs w:val="28"/>
-        </w:rPr>
-      </w:pPr>
-      <w:r>
-        <w:rPr>
-          <w:rFonts w:ascii="Times New Roman" w:hAnsi="Times New Roman" w:cs="Times New Roman"/>
+          <w:color w:val="EEECE1" w:themeColor="background2"/>
+          <w:sz w:val="28"/>
+          <w:szCs w:val="28"/>
+        </w:rPr>
+      </w:pPr>
+      <w:r>
+        <w:rPr>
+          <w:rFonts w:ascii="Times New Roman" w:hAnsi="Times New Roman" w:cs="Times New Roman"/>
+          <w:color w:val="EEECE1" w:themeColor="background2"/>
           <w:sz w:val="28"/>
           <w:szCs w:val="28"/>
         </w:rPr>
@@ -456,13 +464,15 @@
         <w:jc w:val="both"/>
         <w:rPr>
           <w:rFonts w:ascii="Times New Roman" w:hAnsi="Times New Roman" w:cs="Times New Roman"/>
-          <w:sz w:val="28"/>
-          <w:szCs w:val="28"/>
-        </w:rPr>
-      </w:pPr>
-      <w:r>
-        <w:rPr>
-          <w:rFonts w:ascii="Times New Roman" w:hAnsi="Times New Roman" w:cs="Times New Roman"/>
+          <w:color w:val="EEECE1" w:themeColor="background2"/>
+          <w:sz w:val="28"/>
+          <w:szCs w:val="28"/>
+        </w:rPr>
+      </w:pPr>
+      <w:r>
+        <w:rPr>
+          <w:rFonts w:ascii="Times New Roman" w:hAnsi="Times New Roman" w:cs="Times New Roman"/>
+          <w:color w:val="EEECE1" w:themeColor="background2"/>
           <w:sz w:val="28"/>
           <w:szCs w:val="28"/>
         </w:rPr>
@@ -479,13 +489,15 @@
         <w:jc w:val="both"/>
         <w:rPr>
           <w:rFonts w:ascii="Times New Roman" w:hAnsi="Times New Roman" w:cs="Times New Roman"/>
-          <w:sz w:val="28"/>
-          <w:szCs w:val="28"/>
-        </w:rPr>
-      </w:pPr>
-      <w:r>
-        <w:rPr>
-          <w:rFonts w:ascii="Times New Roman" w:hAnsi="Times New Roman" w:cs="Times New Roman"/>
+          <w:color w:val="EEECE1" w:themeColor="background2"/>
+          <w:sz w:val="28"/>
+          <w:szCs w:val="28"/>
+        </w:rPr>
+      </w:pPr>
+      <w:r>
+        <w:rPr>
+          <w:rFonts w:ascii="Times New Roman" w:hAnsi="Times New Roman" w:cs="Times New Roman"/>
+          <w:color w:val="EEECE1" w:themeColor="background2"/>
           <w:sz w:val="28"/>
           <w:szCs w:val="28"/>
         </w:rPr>

--- a/labs-S2/Задания 2 семестр 2024-2025.docx
+++ b/labs-S2/Задания 2 семестр 2024-2025.docx
@@ -139,15 +139,13 @@
         <w:jc w:val="both"/>
         <w:rPr>
           <w:rFonts w:ascii="Times New Roman" w:hAnsi="Times New Roman" w:cs="Times New Roman"/>
-          <w:color w:val="EEECE1" w:themeColor="background2"/>
-          <w:sz w:val="28"/>
-          <w:szCs w:val="28"/>
-        </w:rPr>
-      </w:pPr>
-      <w:r>
-        <w:rPr>
-          <w:rFonts w:ascii="Times New Roman" w:hAnsi="Times New Roman" w:cs="Times New Roman"/>
-          <w:color w:val="EEECE1" w:themeColor="background2"/>
+          <w:sz w:val="28"/>
+          <w:szCs w:val="28"/>
+        </w:rPr>
+      </w:pPr>
+      <w:r>
+        <w:rPr>
+          <w:rFonts w:ascii="Times New Roman" w:hAnsi="Times New Roman" w:cs="Times New Roman"/>
           <w:sz w:val="28"/>
           <w:szCs w:val="28"/>
         </w:rPr>
@@ -156,7 +154,6 @@
       <w:r>
         <w:rPr>
           <w:rFonts w:ascii="Times New Roman" w:hAnsi="Times New Roman" w:cs="Times New Roman"/>
-          <w:color w:val="EEECE1" w:themeColor="background2"/>
           <w:sz w:val="28"/>
           <w:szCs w:val="28"/>
           <w:lang w:val="en-US"/>
@@ -166,7 +163,6 @@
       <w:r>
         <w:rPr>
           <w:rFonts w:ascii="Times New Roman" w:hAnsi="Times New Roman" w:cs="Times New Roman"/>
-          <w:color w:val="EEECE1" w:themeColor="background2"/>
           <w:sz w:val="28"/>
           <w:szCs w:val="28"/>
         </w:rPr>
@@ -176,7 +172,6 @@
       <w:r>
         <w:rPr>
           <w:rFonts w:ascii="Times New Roman" w:hAnsi="Times New Roman" w:cs="Times New Roman"/>
-          <w:color w:val="EEECE1" w:themeColor="background2"/>
           <w:sz w:val="28"/>
           <w:szCs w:val="28"/>
           <w:lang w:val="en-US"/>
@@ -186,7 +181,6 @@
       <w:r>
         <w:rPr>
           <w:rFonts w:ascii="Times New Roman" w:hAnsi="Times New Roman" w:cs="Times New Roman"/>
-          <w:color w:val="EEECE1" w:themeColor="background2"/>
           <w:sz w:val="28"/>
           <w:szCs w:val="28"/>
         </w:rPr>
@@ -195,7 +189,6 @@
       <w:r>
         <w:rPr>
           <w:rFonts w:ascii="Times New Roman" w:hAnsi="Times New Roman" w:cs="Times New Roman"/>
-          <w:color w:val="EEECE1" w:themeColor="background2"/>
           <w:sz w:val="28"/>
           <w:szCs w:val="28"/>
           <w:lang w:val="en-US"/>
@@ -206,7 +199,6 @@
       <w:r>
         <w:rPr>
           <w:rFonts w:ascii="Times New Roman" w:hAnsi="Times New Roman" w:cs="Times New Roman"/>
-          <w:color w:val="EEECE1" w:themeColor="background2"/>
           <w:sz w:val="28"/>
           <w:szCs w:val="28"/>
         </w:rPr>
@@ -224,15 +216,13 @@
         <w:rPr>
           <w:rFonts w:ascii="Times New Roman" w:hAnsi="Times New Roman" w:cs="Times New Roman"/>
           <w:bCs/>
-          <w:color w:val="EEECE1" w:themeColor="background2"/>
-          <w:sz w:val="28"/>
-          <w:szCs w:val="28"/>
-        </w:rPr>
-      </w:pPr>
-      <w:r>
-        <w:rPr>
-          <w:rFonts w:ascii="Times New Roman" w:hAnsi="Times New Roman" w:cs="Times New Roman"/>
-          <w:color w:val="EEECE1" w:themeColor="background2"/>
+          <w:sz w:val="28"/>
+          <w:szCs w:val="28"/>
+        </w:rPr>
+      </w:pPr>
+      <w:r>
+        <w:rPr>
+          <w:rFonts w:ascii="Times New Roman" w:hAnsi="Times New Roman" w:cs="Times New Roman"/>
           <w:sz w:val="28"/>
           <w:szCs w:val="28"/>
         </w:rPr>
@@ -242,7 +232,6 @@
         <w:rPr>
           <w:rFonts w:ascii="Times New Roman" w:hAnsi="Times New Roman" w:cs="Times New Roman"/>
           <w:bCs/>
-          <w:color w:val="EEECE1" w:themeColor="background2"/>
           <w:sz w:val="28"/>
           <w:szCs w:val="28"/>
         </w:rPr>
@@ -268,15 +257,13 @@
         <w:jc w:val="both"/>
         <w:rPr>
           <w:rFonts w:ascii="Times New Roman" w:hAnsi="Times New Roman" w:cs="Times New Roman"/>
-          <w:color w:val="EEECE1" w:themeColor="background2"/>
-          <w:sz w:val="28"/>
-          <w:szCs w:val="28"/>
-        </w:rPr>
-      </w:pPr>
-      <w:r>
-        <w:rPr>
-          <w:rFonts w:ascii="Times New Roman" w:hAnsi="Times New Roman" w:cs="Times New Roman"/>
-          <w:color w:val="EEECE1" w:themeColor="background2"/>
+          <w:sz w:val="28"/>
+          <w:szCs w:val="28"/>
+        </w:rPr>
+      </w:pPr>
+      <w:r>
+        <w:rPr>
+          <w:rFonts w:ascii="Times New Roman" w:hAnsi="Times New Roman" w:cs="Times New Roman"/>
           <w:sz w:val="28"/>
           <w:szCs w:val="28"/>
         </w:rPr>
@@ -293,15 +280,13 @@
         <w:jc w:val="both"/>
         <w:rPr>
           <w:rFonts w:ascii="Times New Roman" w:hAnsi="Times New Roman" w:cs="Times New Roman"/>
-          <w:color w:val="EEECE1" w:themeColor="background2"/>
-          <w:sz w:val="28"/>
-          <w:szCs w:val="28"/>
-        </w:rPr>
-      </w:pPr>
-      <w:r>
-        <w:rPr>
-          <w:rFonts w:ascii="Times New Roman" w:hAnsi="Times New Roman" w:cs="Times New Roman"/>
-          <w:color w:val="EEECE1" w:themeColor="background2"/>
+          <w:sz w:val="28"/>
+          <w:szCs w:val="28"/>
+        </w:rPr>
+      </w:pPr>
+      <w:r>
+        <w:rPr>
+          <w:rFonts w:ascii="Times New Roman" w:hAnsi="Times New Roman" w:cs="Times New Roman"/>
           <w:sz w:val="28"/>
           <w:szCs w:val="28"/>
         </w:rPr>
@@ -310,7 +295,6 @@
       <w:r>
         <w:rPr>
           <w:rFonts w:ascii="Times New Roman" w:hAnsi="Times New Roman" w:cs="Times New Roman"/>
-          <w:color w:val="EEECE1" w:themeColor="background2"/>
           <w:sz w:val="28"/>
           <w:szCs w:val="28"/>
           <w:lang w:val="en-US"/>
@@ -320,7 +304,6 @@
       <w:r>
         <w:rPr>
           <w:rFonts w:ascii="Times New Roman" w:hAnsi="Times New Roman" w:cs="Times New Roman"/>
-          <w:color w:val="EEECE1" w:themeColor="background2"/>
           <w:sz w:val="28"/>
           <w:szCs w:val="28"/>
         </w:rPr>
@@ -330,7 +313,6 @@
       <w:r>
         <w:rPr>
           <w:rFonts w:ascii="Times New Roman" w:hAnsi="Times New Roman" w:cs="Times New Roman"/>
-          <w:color w:val="EEECE1" w:themeColor="background2"/>
           <w:sz w:val="28"/>
           <w:szCs w:val="28"/>
           <w:lang w:val="en-US"/>
@@ -340,7 +322,6 @@
       <w:r>
         <w:rPr>
           <w:rFonts w:ascii="Times New Roman" w:hAnsi="Times New Roman" w:cs="Times New Roman"/>
-          <w:color w:val="EEECE1" w:themeColor="background2"/>
           <w:sz w:val="28"/>
           <w:szCs w:val="28"/>
         </w:rPr>
@@ -349,7 +330,6 @@
       <w:r>
         <w:rPr>
           <w:rFonts w:ascii="Times New Roman" w:hAnsi="Times New Roman" w:cs="Times New Roman"/>
-          <w:color w:val="EEECE1" w:themeColor="background2"/>
           <w:sz w:val="28"/>
           <w:szCs w:val="28"/>
           <w:lang w:val="en-US"/>
@@ -360,7 +340,6 @@
       <w:r>
         <w:rPr>
           <w:rFonts w:ascii="Times New Roman" w:hAnsi="Times New Roman" w:cs="Times New Roman"/>
-          <w:color w:val="EEECE1" w:themeColor="background2"/>
           <w:sz w:val="28"/>
           <w:szCs w:val="28"/>
         </w:rPr>
@@ -374,10 +353,8 @@
         <w:jc w:val="both"/>
         <w:rPr>
           <w:rFonts w:ascii="Times New Roman" w:hAnsi="Times New Roman" w:cs="Times New Roman"/>
-          <w:color w:val="EEECE1" w:themeColor="background2"/>
-          <w:sz w:val="28"/>
-          <w:szCs w:val="28"/>
-          <w:lang w:val="en-US"/>
+          <w:sz w:val="28"/>
+          <w:szCs w:val="28"/>
         </w:rPr>
       </w:pPr>
     </w:p>
@@ -388,7 +365,6 @@
         <w:rPr>
           <w:rFonts w:ascii="Times New Roman" w:hAnsi="Times New Roman" w:cs="Times New Roman"/>
           <w:b/>
-          <w:color w:val="EEECE1" w:themeColor="background2"/>
           <w:sz w:val="28"/>
           <w:szCs w:val="28"/>
         </w:rPr>
@@ -397,7 +373,6 @@
         <w:rPr>
           <w:rFonts w:ascii="Times New Roman" w:hAnsi="Times New Roman" w:cs="Times New Roman"/>
           <w:b/>
-          <w:color w:val="EEECE1" w:themeColor="background2"/>
           <w:sz w:val="28"/>
           <w:szCs w:val="28"/>
         </w:rPr>
@@ -414,15 +389,13 @@
         <w:jc w:val="both"/>
         <w:rPr>
           <w:rFonts w:ascii="Times New Roman" w:hAnsi="Times New Roman" w:cs="Times New Roman"/>
-          <w:color w:val="EEECE1" w:themeColor="background2"/>
-          <w:sz w:val="28"/>
-          <w:szCs w:val="28"/>
-        </w:rPr>
-      </w:pPr>
-      <w:r>
-        <w:rPr>
-          <w:rFonts w:ascii="Times New Roman" w:hAnsi="Times New Roman" w:cs="Times New Roman"/>
-          <w:color w:val="EEECE1" w:themeColor="background2"/>
+          <w:sz w:val="28"/>
+          <w:szCs w:val="28"/>
+        </w:rPr>
+      </w:pPr>
+      <w:r>
+        <w:rPr>
+          <w:rFonts w:ascii="Times New Roman" w:hAnsi="Times New Roman" w:cs="Times New Roman"/>
           <w:sz w:val="28"/>
           <w:szCs w:val="28"/>
         </w:rPr>
@@ -439,15 +412,13 @@
         <w:jc w:val="both"/>
         <w:rPr>
           <w:rFonts w:ascii="Times New Roman" w:hAnsi="Times New Roman" w:cs="Times New Roman"/>
-          <w:color w:val="EEECE1" w:themeColor="background2"/>
-          <w:sz w:val="28"/>
-          <w:szCs w:val="28"/>
-        </w:rPr>
-      </w:pPr>
-      <w:r>
-        <w:rPr>
-          <w:rFonts w:ascii="Times New Roman" w:hAnsi="Times New Roman" w:cs="Times New Roman"/>
-          <w:color w:val="EEECE1" w:themeColor="background2"/>
+          <w:sz w:val="28"/>
+          <w:szCs w:val="28"/>
+        </w:rPr>
+      </w:pPr>
+      <w:r>
+        <w:rPr>
+          <w:rFonts w:ascii="Times New Roman" w:hAnsi="Times New Roman" w:cs="Times New Roman"/>
           <w:sz w:val="28"/>
           <w:szCs w:val="28"/>
         </w:rPr>
@@ -464,15 +435,13 @@
         <w:jc w:val="both"/>
         <w:rPr>
           <w:rFonts w:ascii="Times New Roman" w:hAnsi="Times New Roman" w:cs="Times New Roman"/>
-          <w:color w:val="EEECE1" w:themeColor="background2"/>
-          <w:sz w:val="28"/>
-          <w:szCs w:val="28"/>
-        </w:rPr>
-      </w:pPr>
-      <w:r>
-        <w:rPr>
-          <w:rFonts w:ascii="Times New Roman" w:hAnsi="Times New Roman" w:cs="Times New Roman"/>
-          <w:color w:val="EEECE1" w:themeColor="background2"/>
+          <w:sz w:val="28"/>
+          <w:szCs w:val="28"/>
+        </w:rPr>
+      </w:pPr>
+      <w:r>
+        <w:rPr>
+          <w:rFonts w:ascii="Times New Roman" w:hAnsi="Times New Roman" w:cs="Times New Roman"/>
           <w:sz w:val="28"/>
           <w:szCs w:val="28"/>
         </w:rPr>
@@ -489,15 +458,13 @@
         <w:jc w:val="both"/>
         <w:rPr>
           <w:rFonts w:ascii="Times New Roman" w:hAnsi="Times New Roman" w:cs="Times New Roman"/>
-          <w:color w:val="EEECE1" w:themeColor="background2"/>
-          <w:sz w:val="28"/>
-          <w:szCs w:val="28"/>
-        </w:rPr>
-      </w:pPr>
-      <w:r>
-        <w:rPr>
-          <w:rFonts w:ascii="Times New Roman" w:hAnsi="Times New Roman" w:cs="Times New Roman"/>
-          <w:color w:val="EEECE1" w:themeColor="background2"/>
+          <w:sz w:val="28"/>
+          <w:szCs w:val="28"/>
+        </w:rPr>
+      </w:pPr>
+      <w:r>
+        <w:rPr>
+          <w:rFonts w:ascii="Times New Roman" w:hAnsi="Times New Roman" w:cs="Times New Roman"/>
           <w:sz w:val="28"/>
           <w:szCs w:val="28"/>
         </w:rPr>
@@ -574,15 +541,7 @@
           <w:sz w:val="28"/>
           <w:szCs w:val="28"/>
         </w:rPr>
-        <w:t>:</w:t>
-      </w:r>
-      <w:r>
-        <w:rPr>
-          <w:rFonts w:ascii="Times New Roman" w:hAnsi="Times New Roman" w:cs="Times New Roman"/>
-          <w:sz w:val="28"/>
-          <w:szCs w:val="28"/>
-        </w:rPr>
-        <w:t xml:space="preserve"> поиск непрерывного </w:t>
+        <w:t xml:space="preserve">: поиск непрерывного </w:t>
       </w:r>
       <w:proofErr w:type="spellStart"/>
       <w:r>
@@ -623,47 +582,7 @@
           <w:sz w:val="28"/>
           <w:szCs w:val="28"/>
         </w:rPr>
-        <w:t>П</w:t>
-      </w:r>
-      <w:r>
-        <w:rPr>
-          <w:rFonts w:ascii="Times New Roman" w:hAnsi="Times New Roman" w:cs="Times New Roman"/>
-          <w:sz w:val="28"/>
-          <w:szCs w:val="28"/>
-        </w:rPr>
-        <w:t>роблем</w:t>
-      </w:r>
-      <w:r>
-        <w:rPr>
-          <w:rFonts w:ascii="Times New Roman" w:hAnsi="Times New Roman" w:cs="Times New Roman"/>
-          <w:sz w:val="28"/>
-          <w:szCs w:val="28"/>
-        </w:rPr>
-        <w:t>а</w:t>
-      </w:r>
-      <w:r>
-        <w:rPr>
-          <w:rFonts w:ascii="Times New Roman" w:hAnsi="Times New Roman" w:cs="Times New Roman"/>
-          <w:sz w:val="28"/>
-          <w:szCs w:val="28"/>
-        </w:rPr>
-        <w:t xml:space="preserve"> размена монет</w:t>
-      </w:r>
-      <w:r>
-        <w:rPr>
-          <w:rFonts w:ascii="Times New Roman" w:hAnsi="Times New Roman" w:cs="Times New Roman"/>
-          <w:sz w:val="28"/>
-          <w:szCs w:val="28"/>
-        </w:rPr>
-        <w:t>:</w:t>
-      </w:r>
-      <w:r>
-        <w:rPr>
-          <w:rFonts w:ascii="Times New Roman" w:hAnsi="Times New Roman" w:cs="Times New Roman"/>
-          <w:sz w:val="28"/>
-          <w:szCs w:val="28"/>
-        </w:rPr>
-        <w:t xml:space="preserve"> поиск количества способов внести сдачу на заданную сумму денег, используя заданный набор номиналов монет.</w:t>
+        <w:t>Проблема размена монет: поиск количества способов внести сдачу на заданную сумму денег, используя заданный набор номиналов монет.</w:t>
       </w:r>
     </w:p>
     <w:p>
@@ -686,31 +605,7 @@
           <w:sz w:val="28"/>
           <w:szCs w:val="28"/>
         </w:rPr>
-        <w:t>Задача коммивояжера</w:t>
-      </w:r>
-      <w:r>
-        <w:rPr>
-          <w:rFonts w:ascii="Times New Roman" w:hAnsi="Times New Roman" w:cs="Times New Roman"/>
-          <w:sz w:val="28"/>
-          <w:szCs w:val="28"/>
-        </w:rPr>
-        <w:t xml:space="preserve"> - </w:t>
-      </w:r>
-      <w:r>
-        <w:rPr>
-          <w:rFonts w:ascii="Times New Roman" w:hAnsi="Times New Roman" w:cs="Times New Roman"/>
-          <w:sz w:val="28"/>
-          <w:szCs w:val="28"/>
-        </w:rPr>
-        <w:t>поиск кратчайшего возможного маршрута, который проходит через заданный набор городов и возвращается в начальный город.</w:t>
-      </w:r>
-      <w:r>
-        <w:rPr>
-          <w:rFonts w:ascii="Times New Roman" w:hAnsi="Times New Roman" w:cs="Times New Roman"/>
-          <w:sz w:val="28"/>
-          <w:szCs w:val="28"/>
-        </w:rPr>
-        <w:t xml:space="preserve"> Маршруты заданы матрицей связности.</w:t>
+        <w:t>Задача коммивояжера - поиск кратчайшего возможного маршрута, который проходит через заданный набор городов и возвращается в начальный город. Маршруты заданы матрицей связности.</w:t>
       </w:r>
     </w:p>
     <w:p>
@@ -733,39 +628,7 @@
           <w:sz w:val="28"/>
           <w:szCs w:val="28"/>
         </w:rPr>
-        <w:t>Задача о бросании яиц</w:t>
-      </w:r>
-      <w:r>
-        <w:rPr>
-          <w:rFonts w:ascii="Times New Roman" w:hAnsi="Times New Roman" w:cs="Times New Roman"/>
-          <w:sz w:val="28"/>
-          <w:szCs w:val="28"/>
-        </w:rPr>
-        <w:t xml:space="preserve">: </w:t>
-      </w:r>
-      <w:r>
-        <w:rPr>
-          <w:rFonts w:ascii="Times New Roman" w:hAnsi="Times New Roman" w:cs="Times New Roman"/>
-          <w:sz w:val="28"/>
-          <w:szCs w:val="28"/>
-        </w:rPr>
-        <w:t>Дано 100-этажное здание. Если яйцо сбросить с высоты N-го этажа (или с большей высоты), оно разобьется. Если его бросить с любого меньшего этажа, оно не разобьется. У вас есть два яйца. Найдите N за</w:t>
-      </w:r>
-      <w:r>
-        <w:rPr>
-          <w:rFonts w:ascii="Times New Roman" w:hAnsi="Times New Roman" w:cs="Times New Roman"/>
-          <w:sz w:val="28"/>
-          <w:szCs w:val="28"/>
-        </w:rPr>
-        <w:t xml:space="preserve"> минимальное количество бросков</w:t>
-      </w:r>
-      <w:r>
-        <w:rPr>
-          <w:rFonts w:ascii="Times New Roman" w:hAnsi="Times New Roman" w:cs="Times New Roman"/>
-          <w:sz w:val="28"/>
-          <w:szCs w:val="28"/>
-        </w:rPr>
-        <w:t>.</w:t>
+        <w:t>Задача о бросании яиц: Дано 100-этажное здание. Если яйцо сбросить с высоты N-го этажа (или с большей высоты), оно разобьется. Если его бросить с любого меньшего этажа, оно не разобьется. У вас есть два яйца. Найдите N за минимальное количество бросков.</w:t>
       </w:r>
     </w:p>
     <w:p>

--- a/labs-S2/Задания 2 семестр 2024-2025.docx
+++ b/labs-S2/Задания 2 семестр 2024-2025.docx
@@ -731,6 +731,17 @@
         </w:rPr>
         <w:t>Решить задачу о раскладке по ящикам</w:t>
       </w:r>
+    </w:p>
+    <w:p>
+      <w:pPr>
+        <w:pStyle w:val="a3"/>
+        <w:jc w:val="both"/>
+        <w:rPr>
+          <w:rFonts w:ascii="Times New Roman" w:hAnsi="Times New Roman" w:cs="Times New Roman"/>
+          <w:sz w:val="28"/>
+          <w:szCs w:val="28"/>
+        </w:rPr>
+      </w:pPr>
     </w:p>
     <w:sectPr>
       <w:pgSz w:w="11906" w:h="16838"/>
@@ -1324,6 +1335,92 @@
     </w:lvl>
   </w:abstractNum>
   <w:abstractNum w:abstractNumId="6" w15:restartNumberingAfterBreak="0">
+    <w:nsid w:val="3E7F5CD2"/>
+    <w:multiLevelType w:val="hybridMultilevel"/>
+    <w:tmpl w:val="C9684618"/>
+    <w:lvl w:ilvl="0" w:tplc="FFFFFFFF">
+      <w:start w:val="1"/>
+      <w:numFmt w:val="decimal"/>
+      <w:lvlText w:val="%1."/>
+      <w:lvlJc w:val="left"/>
+      <w:pPr>
+        <w:ind w:left="786" w:hanging="360"/>
+      </w:pPr>
+    </w:lvl>
+    <w:lvl w:ilvl="1" w:tplc="FFFFFFFF" w:tentative="1">
+      <w:start w:val="1"/>
+      <w:numFmt w:val="lowerLetter"/>
+      <w:lvlText w:val="%2."/>
+      <w:lvlJc w:val="left"/>
+      <w:pPr>
+        <w:ind w:left="1440" w:hanging="360"/>
+      </w:pPr>
+    </w:lvl>
+    <w:lvl w:ilvl="2" w:tplc="FFFFFFFF" w:tentative="1">
+      <w:start w:val="1"/>
+      <w:numFmt w:val="lowerRoman"/>
+      <w:lvlText w:val="%3."/>
+      <w:lvlJc w:val="right"/>
+      <w:pPr>
+        <w:ind w:left="2160" w:hanging="180"/>
+      </w:pPr>
+    </w:lvl>
+    <w:lvl w:ilvl="3" w:tplc="FFFFFFFF" w:tentative="1">
+      <w:start w:val="1"/>
+      <w:numFmt w:val="decimal"/>
+      <w:lvlText w:val="%4."/>
+      <w:lvlJc w:val="left"/>
+      <w:pPr>
+        <w:ind w:left="2880" w:hanging="360"/>
+      </w:pPr>
+    </w:lvl>
+    <w:lvl w:ilvl="4" w:tplc="FFFFFFFF" w:tentative="1">
+      <w:start w:val="1"/>
+      <w:numFmt w:val="lowerLetter"/>
+      <w:lvlText w:val="%5."/>
+      <w:lvlJc w:val="left"/>
+      <w:pPr>
+        <w:ind w:left="3600" w:hanging="360"/>
+      </w:pPr>
+    </w:lvl>
+    <w:lvl w:ilvl="5" w:tplc="FFFFFFFF" w:tentative="1">
+      <w:start w:val="1"/>
+      <w:numFmt w:val="lowerRoman"/>
+      <w:lvlText w:val="%6."/>
+      <w:lvlJc w:val="right"/>
+      <w:pPr>
+        <w:ind w:left="4320" w:hanging="180"/>
+      </w:pPr>
+    </w:lvl>
+    <w:lvl w:ilvl="6" w:tplc="FFFFFFFF" w:tentative="1">
+      <w:start w:val="1"/>
+      <w:numFmt w:val="decimal"/>
+      <w:lvlText w:val="%7."/>
+      <w:lvlJc w:val="left"/>
+      <w:pPr>
+        <w:ind w:left="5040" w:hanging="360"/>
+      </w:pPr>
+    </w:lvl>
+    <w:lvl w:ilvl="7" w:tplc="FFFFFFFF" w:tentative="1">
+      <w:start w:val="1"/>
+      <w:numFmt w:val="lowerLetter"/>
+      <w:lvlText w:val="%8."/>
+      <w:lvlJc w:val="left"/>
+      <w:pPr>
+        <w:ind w:left="5760" w:hanging="360"/>
+      </w:pPr>
+    </w:lvl>
+    <w:lvl w:ilvl="8" w:tplc="FFFFFFFF" w:tentative="1">
+      <w:start w:val="1"/>
+      <w:numFmt w:val="lowerRoman"/>
+      <w:lvlText w:val="%9."/>
+      <w:lvlJc w:val="right"/>
+      <w:pPr>
+        <w:ind w:left="6480" w:hanging="180"/>
+      </w:pPr>
+    </w:lvl>
+  </w:abstractNum>
+  <w:abstractNum w:abstractNumId="7" w15:restartNumberingAfterBreak="0">
     <w:nsid w:val="3E9632DE"/>
     <w:multiLevelType w:val="hybridMultilevel"/>
     <w:tmpl w:val="C9684618"/>
@@ -1333,7 +1430,7 @@
       <w:lvlText w:val="%1."/>
       <w:lvlJc w:val="left"/>
       <w:pPr>
-        <w:ind w:left="720" w:hanging="360"/>
+        <w:ind w:left="786" w:hanging="360"/>
       </w:pPr>
     </w:lvl>
     <w:lvl w:ilvl="1" w:tplc="04190019" w:tentative="1">
@@ -1409,7 +1506,7 @@
       </w:pPr>
     </w:lvl>
   </w:abstractNum>
-  <w:abstractNum w:abstractNumId="7" w15:restartNumberingAfterBreak="0">
+  <w:abstractNum w:abstractNumId="8" w15:restartNumberingAfterBreak="0">
     <w:nsid w:val="40B51812"/>
     <w:multiLevelType w:val="hybridMultilevel"/>
     <w:tmpl w:val="375E7446"/>
@@ -1498,7 +1595,7 @@
       </w:pPr>
     </w:lvl>
   </w:abstractNum>
-  <w:abstractNum w:abstractNumId="8" w15:restartNumberingAfterBreak="0">
+  <w:abstractNum w:abstractNumId="9" w15:restartNumberingAfterBreak="0">
     <w:nsid w:val="4F5374D2"/>
     <w:multiLevelType w:val="hybridMultilevel"/>
     <w:tmpl w:val="AA4EE4F0"/>
@@ -1587,7 +1684,93 @@
       </w:pPr>
     </w:lvl>
   </w:abstractNum>
-  <w:abstractNum w:abstractNumId="9" w15:restartNumberingAfterBreak="0">
+  <w:abstractNum w:abstractNumId="10" w15:restartNumberingAfterBreak="0">
+    <w:nsid w:val="5B580947"/>
+    <w:multiLevelType w:val="hybridMultilevel"/>
+    <w:tmpl w:val="C9684618"/>
+    <w:lvl w:ilvl="0" w:tplc="FFFFFFFF">
+      <w:start w:val="1"/>
+      <w:numFmt w:val="decimal"/>
+      <w:lvlText w:val="%1."/>
+      <w:lvlJc w:val="left"/>
+      <w:pPr>
+        <w:ind w:left="786" w:hanging="360"/>
+      </w:pPr>
+    </w:lvl>
+    <w:lvl w:ilvl="1" w:tplc="FFFFFFFF" w:tentative="1">
+      <w:start w:val="1"/>
+      <w:numFmt w:val="lowerLetter"/>
+      <w:lvlText w:val="%2."/>
+      <w:lvlJc w:val="left"/>
+      <w:pPr>
+        <w:ind w:left="1440" w:hanging="360"/>
+      </w:pPr>
+    </w:lvl>
+    <w:lvl w:ilvl="2" w:tplc="FFFFFFFF" w:tentative="1">
+      <w:start w:val="1"/>
+      <w:numFmt w:val="lowerRoman"/>
+      <w:lvlText w:val="%3."/>
+      <w:lvlJc w:val="right"/>
+      <w:pPr>
+        <w:ind w:left="2160" w:hanging="180"/>
+      </w:pPr>
+    </w:lvl>
+    <w:lvl w:ilvl="3" w:tplc="FFFFFFFF" w:tentative="1">
+      <w:start w:val="1"/>
+      <w:numFmt w:val="decimal"/>
+      <w:lvlText w:val="%4."/>
+      <w:lvlJc w:val="left"/>
+      <w:pPr>
+        <w:ind w:left="2880" w:hanging="360"/>
+      </w:pPr>
+    </w:lvl>
+    <w:lvl w:ilvl="4" w:tplc="FFFFFFFF" w:tentative="1">
+      <w:start w:val="1"/>
+      <w:numFmt w:val="lowerLetter"/>
+      <w:lvlText w:val="%5."/>
+      <w:lvlJc w:val="left"/>
+      <w:pPr>
+        <w:ind w:left="3600" w:hanging="360"/>
+      </w:pPr>
+    </w:lvl>
+    <w:lvl w:ilvl="5" w:tplc="FFFFFFFF" w:tentative="1">
+      <w:start w:val="1"/>
+      <w:numFmt w:val="lowerRoman"/>
+      <w:lvlText w:val="%6."/>
+      <w:lvlJc w:val="right"/>
+      <w:pPr>
+        <w:ind w:left="4320" w:hanging="180"/>
+      </w:pPr>
+    </w:lvl>
+    <w:lvl w:ilvl="6" w:tplc="FFFFFFFF" w:tentative="1">
+      <w:start w:val="1"/>
+      <w:numFmt w:val="decimal"/>
+      <w:lvlText w:val="%7."/>
+      <w:lvlJc w:val="left"/>
+      <w:pPr>
+        <w:ind w:left="5040" w:hanging="360"/>
+      </w:pPr>
+    </w:lvl>
+    <w:lvl w:ilvl="7" w:tplc="FFFFFFFF" w:tentative="1">
+      <w:start w:val="1"/>
+      <w:numFmt w:val="lowerLetter"/>
+      <w:lvlText w:val="%8."/>
+      <w:lvlJc w:val="left"/>
+      <w:pPr>
+        <w:ind w:left="5760" w:hanging="360"/>
+      </w:pPr>
+    </w:lvl>
+    <w:lvl w:ilvl="8" w:tplc="FFFFFFFF" w:tentative="1">
+      <w:start w:val="1"/>
+      <w:numFmt w:val="lowerRoman"/>
+      <w:lvlText w:val="%9."/>
+      <w:lvlJc w:val="right"/>
+      <w:pPr>
+        <w:ind w:left="6480" w:hanging="180"/>
+      </w:pPr>
+    </w:lvl>
+  </w:abstractNum>
+  <w:abstractNum w:abstractNumId="11" w15:restartNumberingAfterBreak="0">
     <w:nsid w:val="66C3203A"/>
     <w:multiLevelType w:val="hybridMultilevel"/>
     <w:tmpl w:val="2452D260"/>
@@ -1676,7 +1859,7 @@
       </w:pPr>
     </w:lvl>
   </w:abstractNum>
-  <w:abstractNum w:abstractNumId="10" w15:restartNumberingAfterBreak="0">
+  <w:abstractNum w:abstractNumId="12" w15:restartNumberingAfterBreak="0">
     <w:nsid w:val="717612F8"/>
     <w:multiLevelType w:val="hybridMultilevel"/>
     <w:tmpl w:val="41B4F95E"/>
@@ -1765,7 +1948,7 @@
       </w:pPr>
     </w:lvl>
   </w:abstractNum>
-  <w:abstractNum w:abstractNumId="11" w15:restartNumberingAfterBreak="0">
+  <w:abstractNum w:abstractNumId="13" w15:restartNumberingAfterBreak="0">
     <w:nsid w:val="73A25ED9"/>
     <w:multiLevelType w:val="hybridMultilevel"/>
     <w:tmpl w:val="DB1E970E"/>
@@ -1854,7 +2037,7 @@
       </w:pPr>
     </w:lvl>
   </w:abstractNum>
-  <w:abstractNum w:abstractNumId="12" w15:restartNumberingAfterBreak="0">
+  <w:abstractNum w:abstractNumId="14" w15:restartNumberingAfterBreak="0">
     <w:nsid w:val="79046F70"/>
     <w:multiLevelType w:val="hybridMultilevel"/>
     <w:tmpl w:val="EC0C3332"/>
@@ -1940,7 +2123,7 @@
       </w:pPr>
     </w:lvl>
   </w:abstractNum>
-  <w:abstractNum w:abstractNumId="13" w15:restartNumberingAfterBreak="0">
+  <w:abstractNum w:abstractNumId="15" w15:restartNumberingAfterBreak="0">
     <w:nsid w:val="7AE7367E"/>
     <w:multiLevelType w:val="hybridMultilevel"/>
     <w:tmpl w:val="7006F368"/>
@@ -2033,19 +2216,19 @@
     <w:abstractNumId w:val="1"/>
   </w:num>
   <w:num w:numId="3" w16cid:durableId="1398548978">
-    <w:abstractNumId w:val="8"/>
+    <w:abstractNumId w:val="9"/>
   </w:num>
   <w:num w:numId="4" w16cid:durableId="724646124">
-    <w:abstractNumId w:val="10"/>
+    <w:abstractNumId w:val="12"/>
   </w:num>
   <w:num w:numId="5" w16cid:durableId="568618200">
-    <w:abstractNumId w:val="12"/>
+    <w:abstractNumId w:val="14"/>
   </w:num>
   <w:num w:numId="6" w16cid:durableId="36469515">
     <w:abstractNumId w:val="4"/>
   </w:num>
   <w:num w:numId="7" w16cid:durableId="1467430810">
-    <w:abstractNumId w:val="13"/>
+    <w:abstractNumId w:val="15"/>
   </w:num>
   <w:num w:numId="8" w16cid:durableId="1117480715">
     <w:abstractNumId w:val="3"/>
@@ -2054,19 +2237,25 @@
     <w:abstractNumId w:val="2"/>
   </w:num>
   <w:num w:numId="10" w16cid:durableId="513375232">
-    <w:abstractNumId w:val="9"/>
+    <w:abstractNumId w:val="11"/>
   </w:num>
   <w:num w:numId="11" w16cid:durableId="998314540">
-    <w:abstractNumId w:val="11"/>
+    <w:abstractNumId w:val="13"/>
   </w:num>
   <w:num w:numId="12" w16cid:durableId="741292748">
-    <w:abstractNumId w:val="7"/>
+    <w:abstractNumId w:val="8"/>
   </w:num>
   <w:num w:numId="13" w16cid:durableId="1200509344">
-    <w:abstractNumId w:val="6"/>
+    <w:abstractNumId w:val="7"/>
   </w:num>
   <w:num w:numId="14" w16cid:durableId="275138857">
     <w:abstractNumId w:val="0"/>
+  </w:num>
+  <w:num w:numId="15" w16cid:durableId="569972027">
+    <w:abstractNumId w:val="10"/>
+  </w:num>
+  <w:num w:numId="16" w16cid:durableId="810096281">
+    <w:abstractNumId w:val="6"/>
   </w:num>
 </w:numbering>
 </file>
@@ -2474,7 +2663,6 @@
   <w:style w:type="character" w:default="1" w:styleId="a0">
     <w:name w:val="Default Paragraph Font"/>
     <w:uiPriority w:val="1"/>
-    <w:semiHidden/>
     <w:unhideWhenUsed/>
   </w:style>
   <w:style w:type="table" w:default="1" w:styleId="a1">

--- a/labs-S2/Задания 2 семестр 2024-2025.docx
+++ b/labs-S2/Задания 2 семестр 2024-2025.docx
@@ -742,6 +742,159 @@
           <w:szCs w:val="28"/>
         </w:rPr>
       </w:pPr>
+    </w:p>
+    <w:p>
+      <w:pPr>
+        <w:pStyle w:val="a3"/>
+        <w:jc w:val="both"/>
+        <w:rPr>
+          <w:rFonts w:ascii="Times New Roman" w:hAnsi="Times New Roman" w:cs="Times New Roman"/>
+          <w:sz w:val="28"/>
+          <w:szCs w:val="28"/>
+        </w:rPr>
+      </w:pPr>
+    </w:p>
+    <w:p>
+      <w:pPr>
+        <w:pStyle w:val="a3"/>
+        <w:jc w:val="both"/>
+        <w:rPr>
+          <w:rFonts w:ascii="Times New Roman" w:hAnsi="Times New Roman" w:cs="Times New Roman"/>
+          <w:sz w:val="28"/>
+          <w:szCs w:val="28"/>
+        </w:rPr>
+      </w:pPr>
+    </w:p>
+    <w:p>
+      <w:pPr>
+        <w:pStyle w:val="a3"/>
+        <w:jc w:val="both"/>
+        <w:rPr>
+          <w:rFonts w:ascii="Times New Roman" w:hAnsi="Times New Roman" w:cs="Times New Roman"/>
+          <w:sz w:val="28"/>
+          <w:szCs w:val="28"/>
+        </w:rPr>
+      </w:pPr>
+      <w:r>
+        <w:rPr>
+          <w:rFonts w:ascii="Times New Roman" w:hAnsi="Times New Roman" w:cs="Times New Roman"/>
+          <w:sz w:val="28"/>
+          <w:szCs w:val="28"/>
+        </w:rPr>
+        <w:lastRenderedPageBreak/>
+        <w:t xml:space="preserve">1)Алгоритм префикс функции и з-функции -- рассказать про каждую, про линейный алгоритм построения, почему сложность линейная. Реализуйте z- </w:t>
+      </w:r>
+      <w:proofErr w:type="gramStart"/>
+      <w:r>
+        <w:rPr>
+          <w:rFonts w:ascii="Times New Roman" w:hAnsi="Times New Roman" w:cs="Times New Roman"/>
+          <w:sz w:val="28"/>
+          <w:szCs w:val="28"/>
+        </w:rPr>
+        <w:t>функцию(</w:t>
+      </w:r>
+      <w:proofErr w:type="gramEnd"/>
+      <w:r>
+        <w:rPr>
+          <w:rFonts w:ascii="Times New Roman" w:hAnsi="Times New Roman" w:cs="Times New Roman"/>
+          <w:sz w:val="28"/>
+          <w:szCs w:val="28"/>
+        </w:rPr>
+        <w:t>префикс была в 4 лаб.) Нужно хорошо понимать теорию</w:t>
+      </w:r>
+    </w:p>
+    <w:p>
+      <w:pPr>
+        <w:pStyle w:val="a3"/>
+        <w:jc w:val="both"/>
+        <w:rPr>
+          <w:rFonts w:ascii="Times New Roman" w:hAnsi="Times New Roman" w:cs="Times New Roman"/>
+          <w:sz w:val="28"/>
+          <w:szCs w:val="28"/>
+        </w:rPr>
+      </w:pPr>
+      <w:r>
+        <w:rPr>
+          <w:rFonts w:ascii="Times New Roman" w:hAnsi="Times New Roman" w:cs="Times New Roman"/>
+          <w:sz w:val="28"/>
+          <w:szCs w:val="28"/>
+        </w:rPr>
+        <w:t xml:space="preserve">2) две задачи на </w:t>
+      </w:r>
+      <w:proofErr w:type="spellStart"/>
+      <w:r>
+        <w:rPr>
+          <w:rFonts w:ascii="Times New Roman" w:hAnsi="Times New Roman" w:cs="Times New Roman"/>
+          <w:sz w:val="28"/>
+          <w:szCs w:val="28"/>
+        </w:rPr>
+        <w:t>дп</w:t>
+      </w:r>
+      <w:proofErr w:type="spellEnd"/>
+      <w:r>
+        <w:rPr>
+          <w:rFonts w:ascii="Times New Roman" w:hAnsi="Times New Roman" w:cs="Times New Roman"/>
+          <w:sz w:val="28"/>
+          <w:szCs w:val="28"/>
+        </w:rPr>
+        <w:t>:</w:t>
+      </w:r>
+    </w:p>
+    <w:p>
+      <w:pPr>
+        <w:pStyle w:val="a3"/>
+        <w:jc w:val="both"/>
+        <w:rPr>
+          <w:rFonts w:ascii="Times New Roman" w:hAnsi="Times New Roman" w:cs="Times New Roman"/>
+          <w:sz w:val="28"/>
+          <w:szCs w:val="28"/>
+        </w:rPr>
+      </w:pPr>
+      <w:r>
+        <w:rPr>
+          <w:rFonts w:ascii="Times New Roman" w:hAnsi="Times New Roman" w:cs="Times New Roman"/>
+          <w:sz w:val="28"/>
+          <w:szCs w:val="28"/>
+        </w:rPr>
+        <w:t xml:space="preserve">а) наибольшая возрастающая под последовательность за n </w:t>
+      </w:r>
+      <w:proofErr w:type="spellStart"/>
+      <w:r>
+        <w:rPr>
+          <w:rFonts w:ascii="Times New Roman" w:hAnsi="Times New Roman" w:cs="Times New Roman"/>
+          <w:sz w:val="28"/>
+          <w:szCs w:val="28"/>
+        </w:rPr>
+        <w:t>log</w:t>
+      </w:r>
+      <w:proofErr w:type="spellEnd"/>
+      <w:r>
+        <w:rPr>
+          <w:rFonts w:ascii="Times New Roman" w:hAnsi="Times New Roman" w:cs="Times New Roman"/>
+          <w:sz w:val="28"/>
+          <w:szCs w:val="28"/>
+        </w:rPr>
+        <w:t xml:space="preserve"> n</w:t>
+      </w:r>
+    </w:p>
+    <w:p>
+      <w:pPr>
+        <w:pStyle w:val="a3"/>
+        <w:jc w:val="both"/>
+        <w:rPr>
+          <w:rFonts w:ascii="Times New Roman" w:hAnsi="Times New Roman" w:cs="Times New Roman"/>
+          <w:sz w:val="28"/>
+          <w:szCs w:val="28"/>
+        </w:rPr>
+      </w:pPr>
+      <w:r>
+        <w:rPr>
+          <w:rFonts w:ascii="Times New Roman" w:hAnsi="Times New Roman" w:cs="Times New Roman"/>
+          <w:sz w:val="28"/>
+          <w:szCs w:val="28"/>
+        </w:rPr>
+        <w:t>б) 13 лабораторная за 2^n * n</w:t>
+      </w:r>
     </w:p>
     <w:sectPr>
       <w:pgSz w:w="11906" w:h="16838"/>
@@ -2663,6 +2816,7 @@
   <w:style w:type="character" w:default="1" w:styleId="a0">
     <w:name w:val="Default Paragraph Font"/>
     <w:uiPriority w:val="1"/>
+    <w:semiHidden/>
     <w:unhideWhenUsed/>
   </w:style>
   <w:style w:type="table" w:default="1" w:styleId="a1">
